--- a/data/ai_paras/AI_para_18.docx
+++ b/data/ai_paras/AI_para_18.docx
@@ -4,7 +4,7 @@
   <w:body>
     <w:p>
       <w:r>
-        <w:t>Furthermore, the cultural legacy of the Great Depression has been deeply embedded in American films, literature, and public memory, offering insights into the era's challenges and resilience. Films from the period, such as "The Grapes of Wrath," vividly depict the hardships faced by ordinary Americans, using the medium to reflect societal struggles and promote empathy (Ref-u989568). Similarly, literature of the time captured the zeitgeist, with authors like John Steinbeck chronicling the profound socioeconomic impacts on individuals and communities. These cultural artifacts not only served as a form of escapism but also as a vehicle for social commentary, shaping public understanding and memory of the period. Public memory continues to be influenced by these narratives, which highlight the enduring themes of perseverance and solidarity in the face of adversity, demonstrating the lasting impact of the Great Depression on American cultural identity (Ref-u989568).</w:t>
+        <w:t>Additionally, the stock market crash of 1929 functioned as a pivotal event that precipitated the Great Depression, marking a sudden and severe downturn in the U.S. economy. The dramatic decline in stock prices led to widespread financial panic, causing banks to fail and credit to dry up, which in turn resulted in a sharp contraction of industrial production and increased unemployment (Ref-f111767). The crash not only affected investors but also had a ripple effect across various sectors, illustrating the interconnectedness of the economy. As financial institutions struggled to cope with the crisis, many individuals lost their life savings, exacerbating the already growing economic instability. This initial shock to the financial system was compounded by structural weaknesses in the economy, such as the over-reliance on railroads and coal, which were outdated by emerging technologies in transportation and energy (Ref-f111767).</w:t>
       </w:r>
     </w:p>
     <w:sectPr>
